--- a/docs/Rapport_TP_DevOps_Kevin_Chaillot.docx
+++ b/docs/Rapport_TP_DevOps_Kevin_Chaillot.docx
@@ -89,7 +89,7 @@
         <w:spacing w:before="800"/>
         <w:jc w:val="center"/>
       </w:pPr>
-      <w:hyperlink w:history="1" r:id="rIdl30lz1e6_vi_7dj9uovl6">
+      <w:hyperlink w:history="1" r:id="rIdyq9ciqninylc0nsba_ytw">
         <w:r>
           <w:rPr>
             <w:rStyle w:val="Hyperlink"/>
@@ -516,9 +516,9 @@
       <w:r>
         <w:drawing>
           <wp:inline distT="0" distB="0" distL="0" distR="0">
-            <wp:extent cx="4953000" cy="3095625"/>
+            <wp:extent cx="4953000" cy="2705100"/>
             <wp:effectExtent t="0" r="0" b="0" l="0"/>
-            <wp:docPr id="1" name="02_app_local.png" descr="Figure 2 — L'application tourne en local, accessible sur http://localhost:8080. On voit que le backend répond (« API status: ok ») et que la base de données est connectée." title="Figure 2 — L'application tourne en local, accessible sur http://localhost:8080. On voit que le backend répond (« API status: ok ») et que la base de données est connectée."/>
+            <wp:docPr id="1" name="02_app_local.png" descr="Figure 2 — L'application tourne en local sur http://localhost:8080. L'API répond (« ok »), la base de données est connectée (db=up) et les messages enregistrés s'affichent bien." title="Figure 2 — L'application tourne en local sur http://localhost:8080. L'API répond (« ok »), la base de données est connectée (db=up) et les messages enregistrés s'affichent bien."/>
             <wp:cNvGraphicFramePr>
               <a:graphicFrameLocks xmlns:a="http://schemas.openxmlformats.org/drawingml/2006/main" noChangeAspect="1"/>
             </wp:cNvGraphicFramePr>
@@ -541,7 +541,7 @@
                   <pic:spPr bwMode="auto">
                     <a:xfrm>
                       <a:off x="0" y="0"/>
-                      <a:ext cx="4953000" cy="3095625"/>
+                      <a:ext cx="4953000" cy="2705100"/>
                     </a:xfrm>
                     <a:prstGeom prst="rect">
                       <a:avLst/>
@@ -568,7 +568,7 @@
           <w:sz w:val="18"/>
           <w:szCs w:val="18"/>
         </w:rPr>
-        <w:t xml:space="preserve">Figure 2 — L'application tourne en local, accessible sur http://localhost:8080. On voit que le backend répond (« API status: ok ») et que la base de données est connectée.</w:t>
+        <w:t xml:space="preserve">Figure 2 — L'application tourne en local sur http://localhost:8080. L'API répond (« ok »), la base de données est connectée (db=up) et les messages enregistrés s'affichent bien.</w:t>
       </w:r>
     </w:p>
     <w:p>
@@ -845,45 +845,60 @@
           <w:sz w:val="22"/>
           <w:szCs w:val="22"/>
         </w:rPr>
-        <w:t xml:space="preserve">Pour le backend j'ai utilisé une technique appelée « multi-stage build ». C'est du bonus dans le TP. L'idée : on construit l'image en deux étapes.</w:t>
-      </w:r>
-    </w:p>
-    <w:p>
-      <w:pPr>
-        <w:pStyle w:val="ListParagraph"/>
-        <w:numPr>
-          <w:ilvl w:val="0"/>
-          <w:numId w:val="2"/>
-        </w:numPr>
-        <w:spacing w:after="80" w:line="280"/>
-      </w:pPr>
-      <w:r>
-        <w:rPr>
-          <w:rFonts w:ascii="Calibri" w:cs="Calibri" w:eastAsia="Calibri" w:hAnsi="Calibri"/>
-          <w:color w:val="000000"/>
-          <w:sz w:val="22"/>
-          <w:szCs w:val="22"/>
-        </w:rPr>
-        <w:t xml:space="preserve">Première étape : on prend une image Node complète, on installe toutes les dépendances.</w:t>
-      </w:r>
-    </w:p>
-    <w:p>
-      <w:pPr>
-        <w:pStyle w:val="ListParagraph"/>
-        <w:numPr>
-          <w:ilvl w:val="0"/>
-          <w:numId w:val="2"/>
-        </w:numPr>
-        <w:spacing w:after="80" w:line="280"/>
-      </w:pPr>
-      <w:r>
-        <w:rPr>
-          <w:rFonts w:ascii="Calibri" w:cs="Calibri" w:eastAsia="Calibri" w:hAnsi="Calibri"/>
-          <w:color w:val="000000"/>
-          <w:sz w:val="22"/>
-          <w:szCs w:val="22"/>
-        </w:rPr>
-        <w:t xml:space="preserve">Deuxième étape : on prend une image Node plus petite, on ne copie QUE ce qu'il faut pour faire tourner l'app (pas les outils de compilation). Résultat : une image finale plus légère et plus sécurisée.</w:t>
+        <w:t xml:space="preserve">Pour le backend j'ai utilisé une technique appelée « multi-stage build ». C'est du bonus dans le TP. Le principe : on construit l'image en deux étapes dans le même Dockerfile.</w:t>
+      </w:r>
+    </w:p>
+    <w:p>
+      <w:pPr>
+        <w:pStyle w:val="ListParagraph"/>
+        <w:numPr>
+          <w:ilvl w:val="0"/>
+          <w:numId w:val="2"/>
+        </w:numPr>
+        <w:spacing w:after="80" w:line="280"/>
+      </w:pPr>
+      <w:r>
+        <w:rPr>
+          <w:rFonts w:ascii="Calibri" w:cs="Calibri" w:eastAsia="Calibri" w:hAnsi="Calibri"/>
+          <w:color w:val="000000"/>
+          <w:sz w:val="22"/>
+          <w:szCs w:val="22"/>
+        </w:rPr>
+        <w:t xml:space="preserve">Étape 1 (build) : on part d'une image Node Alpine, on copie le package.json et on lance npm ci --omit=dev. Résultat : un dossier node_modules propre, uniquement avec les dépendances de production.</w:t>
+      </w:r>
+    </w:p>
+    <w:p>
+      <w:pPr>
+        <w:pStyle w:val="ListParagraph"/>
+        <w:numPr>
+          <w:ilvl w:val="0"/>
+          <w:numId w:val="2"/>
+        </w:numPr>
+        <w:spacing w:after="80" w:line="280"/>
+      </w:pPr>
+      <w:r>
+        <w:rPr>
+          <w:rFonts w:ascii="Calibri" w:cs="Calibri" w:eastAsia="Calibri" w:hAnsi="Calibri"/>
+          <w:color w:val="000000"/>
+          <w:sz w:val="22"/>
+          <w:szCs w:val="22"/>
+        </w:rPr>
+        <w:t xml:space="preserve">Étape 2 (runtime) : on repart d'une image Node Alpine vide, on copie seulement ce qu'on a besoin (le node_modules et le code), on crée un utilisateur non-root pour la sécurité, et on ajoute un HEALTHCHECK pour que Docker sache si le conteneur va bien.</w:t>
+      </w:r>
+    </w:p>
+    <w:p>
+      <w:pPr>
+        <w:spacing w:after="120" w:line="300"/>
+        <w:jc w:val="both"/>
+      </w:pPr>
+      <w:r>
+        <w:rPr>
+          <w:rFonts w:ascii="Calibri" w:cs="Calibri" w:eastAsia="Calibri" w:hAnsi="Calibri"/>
+          <w:color w:val="000000"/>
+          <w:sz w:val="22"/>
+          <w:szCs w:val="22"/>
+        </w:rPr>
+        <w:t xml:space="preserve">L'intérêt : l'image finale ne contient ni le cache npm, ni les paquets de test, ni les outils de compilation. Elle est plus petite (donc plus rapide à télécharger) et plus sûre (moins de surface d'attaque).</w:t>
       </w:r>
     </w:p>
     <w:p>
@@ -1229,9 +1244,9 @@
       <w:r>
         <w:drawing>
           <wp:inline distT="0" distB="0" distL="0" distR="0">
-            <wp:extent cx="4953000" cy="3095625"/>
+            <wp:extent cx="4953000" cy="2705100"/>
             <wp:effectExtent t="0" r="0" b="0" l="0"/>
-            <wp:docPr id="1" name="01_app_prod.png" descr="Figure 6 — L'application en production, accessible via http://4.212.91.15:30080. On voit que le statut est « ok » et qu'un message a bien été enregistré en base." title="Figure 6 — L'application en production, accessible via http://4.212.91.15:30080. On voit que le statut est « ok » et qu'un message a bien été enregistré en base."/>
+            <wp:docPr id="1" name="01_app_prod.png" descr="Figure 6 — L'application en production, accessible via http://4.212.91.15:30080. Plusieurs messages ont été ajoutés depuis l'interface, ce qui prouve que tout communique correctement (frontend → backend → base de données) dans le cluster Kubernetes." title="Figure 6 — L'application en production, accessible via http://4.212.91.15:30080. Plusieurs messages ont été ajoutés depuis l'interface, ce qui prouve que tout communique correctement (frontend → backend → base de données) dans le cluster Kubernetes."/>
             <wp:cNvGraphicFramePr>
               <a:graphicFrameLocks xmlns:a="http://schemas.openxmlformats.org/drawingml/2006/main" noChangeAspect="1"/>
             </wp:cNvGraphicFramePr>
@@ -1254,7 +1269,7 @@
                   <pic:spPr bwMode="auto">
                     <a:xfrm>
                       <a:off x="0" y="0"/>
-                      <a:ext cx="4953000" cy="3095625"/>
+                      <a:ext cx="4953000" cy="2705100"/>
                     </a:xfrm>
                     <a:prstGeom prst="rect">
                       <a:avLst/>
@@ -1281,7 +1296,7 @@
           <w:sz w:val="18"/>
           <w:szCs w:val="18"/>
         </w:rPr>
-        <w:t xml:space="preserve">Figure 6 — L'application en production, accessible via http://4.212.91.15:30080. On voit que le statut est « ok » et qu'un message a bien été enregistré en base.</w:t>
+        <w:t xml:space="preserve">Figure 6 — L'application en production, accessible via http://4.212.91.15:30080. Plusieurs messages ont été ajoutés depuis l'interface, ce qui prouve que tout communique correctement (frontend → backend → base de données) dans le cluster Kubernetes.</w:t>
       </w:r>
     </w:p>
     <w:p>
@@ -1775,9 +1790,9 @@
       <w:r>
         <w:drawing>
           <wp:inline distT="0" distB="0" distL="0" distR="0">
-            <wp:extent cx="4953000" cy="3095625"/>
+            <wp:extent cx="4953000" cy="3533775"/>
             <wp:effectExtent t="0" r="0" b="0" l="0"/>
-            <wp:docPr id="1" name="07_grafana_login.png" descr="Figure 9 — La page de connexion de Grafana, accessible sur http://4.212.91.15:30090. C'est avec cet outil que je peux visualiser l'état de mes pods en temps réel." title="Figure 9 — La page de connexion de Grafana, accessible sur http://4.212.91.15:30090. C'est avec cet outil que je peux visualiser l'état de mes pods en temps réel."/>
+            <wp:docPr id="1" name="08_grafana_dashboard.png" descr="Figure 9 — Dashboard Grafana « Kubernetes / Compute Resources / Namespace (Pods) » filtré sur le namespace tp-app. On voit en live l'utilisation CPU et mémoire de chaque pod (db, backend × 2, frontend × 2) ainsi qu'un graphique sur les 30 dernières minutes." title="Figure 9 — Dashboard Grafana « Kubernetes / Compute Resources / Namespace (Pods) » filtré sur le namespace tp-app. On voit en live l'utilisation CPU et mémoire de chaque pod (db, backend × 2, frontend × 2) ainsi qu'un graphique sur les 30 dernières minutes."/>
             <wp:cNvGraphicFramePr>
               <a:graphicFrameLocks xmlns:a="http://schemas.openxmlformats.org/drawingml/2006/main" noChangeAspect="1"/>
             </wp:cNvGraphicFramePr>
@@ -1800,7 +1815,7 @@
                   <pic:spPr bwMode="auto">
                     <a:xfrm>
                       <a:off x="0" y="0"/>
-                      <a:ext cx="4953000" cy="3095625"/>
+                      <a:ext cx="4953000" cy="3533775"/>
                     </a:xfrm>
                     <a:prstGeom prst="rect">
                       <a:avLst/>
@@ -1827,7 +1842,7 @@
           <w:sz w:val="18"/>
           <w:szCs w:val="18"/>
         </w:rPr>
-        <w:t xml:space="preserve">Figure 9 — La page de connexion de Grafana, accessible sur http://4.212.91.15:30090. C'est avec cet outil que je peux visualiser l'état de mes pods en temps réel.</w:t>
+        <w:t xml:space="preserve">Figure 9 — Dashboard Grafana « Kubernetes / Compute Resources / Namespace (Pods) » filtré sur le namespace tp-app. On voit en live l'utilisation CPU et mémoire de chaque pod (db, backend × 2, frontend × 2) ainsi qu'un graphique sur les 30 dernières minutes.</w:t>
       </w:r>
     </w:p>
     <w:p>

--- a/docs/Rapport_TP_DevOps_Kevin_Chaillot.docx
+++ b/docs/Rapport_TP_DevOps_Kevin_Chaillot.docx
@@ -89,7 +89,7 @@
         <w:spacing w:before="800"/>
         <w:jc w:val="center"/>
       </w:pPr>
-      <w:hyperlink w:history="1" r:id="rIdyq9ciqninylc0nsba_ytw">
+      <w:hyperlink w:history="1" r:id="rId-u1ruij8prb9bvtyv2v7m">
         <w:r>
           <w:rPr>
             <w:rStyle w:val="Hyperlink"/>
@@ -236,7 +236,7 @@
           <w:sz w:val="22"/>
           <w:szCs w:val="22"/>
         </w:rPr>
-        <w:t xml:space="preserve">Mon projet est une petite application web qui permet d'envoyer des messages et de les afficher. Ce n'est pas le but du TP de faire une super appli : ce qui compte c'est qu'elle fonctionne, qu'elle soit composée de plusieurs morceaux qui communiquent entre eux, et qu'on puisse la déployer proprement.</w:t>
+        <w:t xml:space="preserve">Mon projet est une petite application web qui permet d'envoyer des messages et de les afficher. L'objectif du TP n'est pas de faire une appli complexe : ce qui compte, c'est qu'elle fonctionne, qu'elle soit composée de plusieurs morceaux qui communiquent entre eux, et qu'on puisse la déployer proprement.</w:t>
       </w:r>
     </w:p>
     <w:p>
@@ -883,7 +883,7 @@
           <w:sz w:val="22"/>
           <w:szCs w:val="22"/>
         </w:rPr>
-        <w:t xml:space="preserve">Étape 2 (runtime) : on repart d'une image Node Alpine vide, on copie seulement ce qu'on a besoin (le node_modules et le code), on crée un utilisateur non-root pour la sécurité, et on ajoute un HEALTHCHECK pour que Docker sache si le conteneur va bien.</w:t>
+        <w:t xml:space="preserve">Étape 2 (runtime) : on repart d'une image Node Alpine toute propre, on copie seulement ce dont on a besoin (le dossier node_modules et le code), on crée un utilisateur non-root pour la sécurité, et on ajoute un HEALTHCHECK pour que Docker sache si le conteneur va bien.</w:t>
       </w:r>
     </w:p>
     <w:p>
@@ -1013,7 +1013,7 @@
           <w:sz w:val="22"/>
           <w:szCs w:val="22"/>
         </w:rPr>
-        <w:t xml:space="preserve">Une fois la VM créée, il faut installer Docker et Kubernetes dessus. J'ai choisi K3s pour Kubernetes : c'est une version allégée de Kubernetes, qui s'installe en une seule commande. C'est parfait pour une VM seule.</w:t>
+        <w:t xml:space="preserve">Une fois la VM créée, il faut installer Docker et Kubernetes dessus. J'ai écrit un second script vm-bootstrap.sh que je lance en SSH sur la VM : il installe Docker, puis K3s. J'ai choisi K3s plutôt que Minikube : c'est une version allégée de Kubernetes, qui s'installe en une seule commande et tient facilement sur une petite VM.</w:t>
       </w:r>
     </w:p>
     <w:p>
@@ -1328,7 +1328,7 @@
           <w:sz w:val="22"/>
           <w:szCs w:val="22"/>
         </w:rPr>
-        <w:t xml:space="preserve">C'est la partie la plus cool du projet. Dès que je fais un git push, un robot (GitHub Actions) se met au travail tout seul. Il passe par plusieurs étapes dans l'ordre :</w:t>
+        <w:t xml:space="preserve">C'est le cœur de l'automatisation. Dès que je fais un git push sur la branche main, un robot (GitHub Actions) se met au travail tout seul. Il passe par plusieurs étapes dans l'ordre :</w:t>
       </w:r>
     </w:p>
     <w:p>
@@ -1717,7 +1717,7 @@
           <w:sz w:val="22"/>
           <w:szCs w:val="22"/>
         </w:rPr>
-        <w:t xml:space="preserve">Déjà expliqué plus haut. Ça rend l'image backend plus petite et plus sécurisée.</w:t>
+        <w:t xml:space="preserve">Détaillé dans la section 5. Pour résumer : mon Dockerfile backend construit l'image en deux étapes (build puis runtime). Ça permet de livrer une image de production qui ne contient ni le cache npm, ni les outils de compilation — elle est donc plus légère à télécharger et moins exposée aux failles.</w:t>
       </w:r>
     </w:p>
     <w:p>
@@ -1749,7 +1749,7 @@
           <w:sz w:val="22"/>
           <w:szCs w:val="22"/>
         </w:rPr>
-        <w:t xml:space="preserve">Pour surveiller ce qui se passe sur le cluster, j'ai installé Prometheus et Grafana avec Helm. Helm c'est un peu comme un App Store pour Kubernetes : une commande et ça installe toute la stack.</w:t>
+        <w:t xml:space="preserve">Pour surveiller ce qui se passe sur le cluster, j'ai installé Prometheus et Grafana avec Helm. Helm est un gestionnaire de paquets pour Kubernetes : au lieu d'écrire tous les manifests à la main, une seule commande installe toute une stack.</w:t>
       </w:r>
     </w:p>
     <w:p>
@@ -1779,7 +1779,7 @@
           <w:sz w:val="22"/>
           <w:szCs w:val="22"/>
         </w:rPr>
-        <w:t xml:space="preserve">J'ai aussi ajouté dans le backend une librairie qui s'appelle prom-client. Elle expose une adresse /metrics qui sort toutes les statistiques de l'application. Un fichier ServiceMonitor dit à Prometheus d'aller la lire automatiquement.</w:t>
+        <w:t xml:space="preserve">En plus des trois endpoints initiaux (/health, /api/messages en GET et en POST), j'ai rajouté un quatrième endpoint /metrics sur le backend grâce à la librairie prom-client. Cet endpoint sort toutes les statistiques de l'application au format attendu par Prometheus. Un fichier ServiceMonitor dit à Prometheus d'aller lire cet endpoint automatiquement sur chaque pod backend.</w:t>
       </w:r>
     </w:p>
     <w:p>
@@ -1874,7 +1874,7 @@
           <w:sz w:val="22"/>
           <w:szCs w:val="22"/>
         </w:rPr>
-        <w:t xml:space="preserve">Au lieu de créer la VM Azure à la main ou avec un script, Terraform permet de la décrire dans des fichiers .tf. Ensuite on lance terraform apply et il crée tout : le groupe de ressources, le réseau, la VM, les règles de firewall... Et le top : si on change quelque chose, il ne recrée que ce qui a besoin de changer.</w:t>
+        <w:t xml:space="preserve">Au lieu de créer la VM Azure à la main ou avec un script, Terraform permet de la décrire dans des fichiers .tf. Ensuite on lance terraform apply et il crée tout : le groupe de ressources, le réseau, la VM, les règles de firewall... Autre avantage : si on change quelque chose dans la configuration, Terraform ne recrée que ce qui a vraiment besoin d'être modifié.</w:t>
       </w:r>
     </w:p>
     <w:p>
@@ -1980,7 +1980,7 @@
       <w:r>
         <w:drawing>
           <wp:inline distT="0" distB="0" distL="0" distR="0">
-            <wp:extent cx="4953000" cy="2609850"/>
+            <wp:extent cx="4953000" cy="2781300"/>
             <wp:effectExtent t="0" r="0" b="0" l="0"/>
             <wp:docPr id="1" name="05_git_log.png" descr="Figure 11 — Historique des commits : init, puis backend, tests, Dockerfile, frontend, docker-compose, Kubernetes, CI/CD, Azure, monitoring, Terraform et enfin le rapport." title="Figure 11 — Historique des commits : init, puis backend, tests, Dockerfile, frontend, docker-compose, Kubernetes, CI/CD, Azure, monitoring, Terraform et enfin le rapport."/>
             <wp:cNvGraphicFramePr>
@@ -2005,7 +2005,7 @@
                   <pic:spPr bwMode="auto">
                     <a:xfrm>
                       <a:off x="0" y="0"/>
-                      <a:ext cx="4953000" cy="2609850"/>
+                      <a:ext cx="4953000" cy="2781300"/>
                     </a:xfrm>
                     <a:prstGeom prst="rect">
                       <a:avLst/>
@@ -2334,7 +2334,7 @@
           <w:sz w:val="22"/>
           <w:szCs w:val="22"/>
         </w:rPr>
-        <w:t xml:space="preserve">J'ai appris énormément pendant ce projet : à faire communiquer plusieurs services entre eux, à écrire des pipelines CI/CD, à manipuler Kubernetes, et à déboguer quand ça ne marche pas. C'est un projet que je pourrais montrer à un recruteur sans rougir.</w:t>
+        <w:t xml:space="preserve">J'ai beaucoup appris pendant ce projet : à faire communiquer plusieurs services entre eux, à écrire un pipeline CI/CD, à manipuler Kubernetes, et surtout à déboguer quand ça ne marche pas du premier coup. C'est un projet dont je pourrai reparler sereinement en entretien.</w:t>
       </w:r>
     </w:p>
     <w:p>
